--- a/frontend/public/OpenEden-Whitepaper.docx
+++ b/frontend/public/OpenEden-Whitepaper.docx
@@ -96,7 +96,7 @@
         <w:spacing w:after="160" w:line="300"/>
       </w:pPr>
       <w:r>
-        <w:t xml:space="preserve">This document describes the system as it exists today: a working, tested deployment on Base Sepolia (public testnet), covering its architecture, its economic design, the guarantees enforced by its smart contracts, and an honest account of what remains unbuilt.</w:t>
+        <w:t xml:space="preserve">This document describes the system as it exists today: a working, tested deployment on Base Sepolia (public testnet), reviewed through two independent security passes and monitored under real operational conditions, covering its architecture, its economic design, the guarantees enforced by its smart contracts, and an honest account of what remains before it could responsibly hold real funds.</w:t>
       </w:r>
     </w:p>
     <w:p>
@@ -455,7 +455,7 @@
         <w:spacing w:after="160" w:line="300"/>
       </w:pPr>
       <w:r>
-        <w:t xml:space="preserve">Anti-spam limits are enforced on-chain rather than left to a backend that could be bypassed by calling the contracts directly: a mint cooldown per wallet, a weekly cap on new collections per curator, and a shared daily cap on listing, buying, and offer actions per wallet.</w:t>
+        <w:t xml:space="preserve">Anti-spam limits are enforced on-chain rather than left to a backend that could be bypassed by calling the contracts directly: a mint cooldown per wallet, a weekly cap on new collections per curator, and a shared daily cap on listing, buying, and offer actions per wallet. Minting a priced collection also accepts a caller-supplied maximum price, protecting a minter if a curator changes the price between when a transaction is signed and when it mines.</w:t>
       </w:r>
     </w:p>
     <w:p>
@@ -472,15 +472,40 @@
         <w:spacing w:after="160" w:line="300"/>
       </w:pPr>
       <w:r>
-        <w:t xml:space="preserve">As of this draft, the system's Solidity contracts carry 90+ automated tests, including property-based fuzz tests (hundreds of randomized inputs per property, such as royalty math holding exactly at every valid basis-point value) and a stateful invariant test verifying that Offers' escrowed USDC balance exactly matches its tracked total across 128,000 randomized calls to make and cancel offers, in any order.</w:t>
-      </w:r>
-    </w:p>
-    <w:p>
-      <w:pPr>
-        <w:spacing w:after="160" w:line="300"/>
-      </w:pPr>
-      <w:r>
-        <w:t xml:space="preserve">The backend has been tested directly against SQL injection, malformed input, unauthenticated payment-gated routes, and rate-limit evasion, using dedicated test scripts run against the live server rather than only against mocks. One real vulnerability — a crash triggered by a non-numeric token ID reaching an unvalidated database query — was found this way and fixed; the fix and the test that caught it are both part of this project's history, not hidden from it.</w:t>
+        <w:t xml:space="preserve">The system's Solidity contracts carry 97 automated tests, including property-based fuzz tests (256 randomized inputs per property, such as royalty math holding exactly at every valid basis-point value) and a stateful invariant test verifying that Offers' escrowed USDC balance exactly matches its tracked total across 128,000 randomized calls to make and cancel offers, in any order.</w:t>
+      </w:r>
+    </w:p>
+    <w:p>
+      <w:pPr>
+        <w:spacing w:after="160" w:line="300"/>
+      </w:pPr>
+      <w:r>
+        <w:t xml:space="preserve">The backend has been tested directly against SQL injection, malformed input, unauthenticated payment-gated routes, rate-limit evasion, and real concurrent load, using dedicated test scripts run against the live server rather than only against mocks. One real vulnerability — a crash triggered by a non-numeric token ID reaching an unvalidated database query — was found this way and fixed; the fix and the test that caught it are both part of this project's history, not hidden from it.</w:t>
+      </w:r>
+    </w:p>
+    <w:p>
+      <w:pPr>
+        <w:pStyle w:val="Heading2"/>
+        <w:spacing w:after="150" w:before="300"/>
+      </w:pPr>
+      <w:r>
+        <w:t xml:space="preserve">4.1 Two independent security review passes</w:t>
+      </w:r>
+    </w:p>
+    <w:p>
+      <w:pPr>
+        <w:spacing w:after="160" w:line="300"/>
+      </w:pPr>
+      <w:r>
+        <w:t xml:space="preserve">A manual review pass found and fixed a systemic gap: every USDC transfer across all three money-moving contracts called transferFrom/transfer directly without checking the return value. Real USDC happens to always revert on failure rather than return false, which is why nothing broke in testing — but that is a property of that specific token, not something the contract itself enforced. Every transfer now goes through OpenZeppelin's SafeERC20, which reverts on either failure mode.</w:t>
+      </w:r>
+    </w:p>
+    <w:p>
+      <w:pPr>
+        <w:spacing w:after="160" w:line="300"/>
+      </w:pPr>
+      <w:r>
+        <w:t xml:space="preserve">A separate automated static-analysis pass (Slither, the open-source tool built by Trail of Bits) surfaced 87 raw findings across the codebase. The large majority were expected noise from the audited OpenZeppelin library the contracts depend on, not issues in this project's own code. One genuine, actionable finding remained: five functions set a critical address (a fee recipient, a linked contract) without checking it wasn't the zero address. Without this check, an accidental zero-address configuration would have permanently and unrecoverably burned future platform fees. All five now revert cleanly instead.</w:t>
       </w:r>
     </w:p>
     <w:p>
@@ -500,7 +525,52 @@
           <w:sz w:val="20"/>
           <w:szCs w:val="20"/>
         </w:rPr>
-        <w:t xml:space="preserve">Explicitly unresolved as of this draft: reputation scores and a wash-trading heuristic exposed by the API are simple, transparent formulas, clearly labeled in their own responses as a starting point rather than a validated system. They should not be relied on for anything consequential.</w:t>
+        <w:t xml:space="preserve">Neither review pass constitutes an independent third-party audit — both were performed by this project's own builder, using its own judgment and one automated tool. See Section 6 for what that distinction means for production readiness.</w:t>
+      </w:r>
+    </w:p>
+    <w:p>
+      <w:pPr>
+        <w:pStyle w:val="Heading2"/>
+        <w:spacing w:after="150" w:before="300"/>
+      </w:pPr>
+      <w:r>
+        <w:t xml:space="preserve">4.2 Operational resilience</w:t>
+      </w:r>
+    </w:p>
+    <w:p>
+      <w:pPr>
+        <w:spacing w:after="160" w:line="300"/>
+      </w:pPr>
+      <w:r>
+        <w:t xml:space="preserve">The indexer persists its own progress per event stream rather than re-scanning full chain history on every restart, tested by confirming a restart resumes from a specific stored block rather than the original deployment block. A monitoring watchdog checks database and RPC connectivity every 60 seconds and sends real alerts on failure — verified against an actual, deliberately triggered database outage, which also surfaced and led to fixing a bug where a database failure was being misreported as an RPC failure. Continuous integration runs the full contract test suite on every code change, independently of the developer's own machine.</w:t>
+      </w:r>
+    </w:p>
+    <w:p>
+      <w:pPr>
+        <w:spacing w:after="160" w:line="300"/>
+      </w:pPr>
+      <w:r>
+        <w:t xml:space="preserve">NFT metadata is pinned to IPFS through two independent providers rather than one: a primary pin, followed by instructing a second provider to pin the identical resulting content address, rather than uploading the same bytes twice and risking two different addresses.</w:t>
+      </w:r>
+    </w:p>
+    <w:p>
+      <w:pPr>
+        <w:pBdr>
+          <w:left w:val="single" w:color="1D4ED8" w:sz="18" w:space="8"/>
+        </w:pBdr>
+        <w:shd w:fill="EEF1F8" w:val="clear"/>
+        <w:spacing w:after="200" w:before="100"/>
+        <w:ind w:left="200"/>
+      </w:pPr>
+      <w:r>
+        <w:rPr>
+          <w:i/>
+          <w:iCs/>
+          <w:color w:val="5B6478"/>
+          <w:sz w:val="20"/>
+          <w:szCs w:val="20"/>
+        </w:rPr>
+        <w:t xml:space="preserve">Explicitly unresolved: reputation scores and a wash-trading heuristic exposed by the API are simple, transparent formulas, clearly labeled in their own responses as a starting point rather than a validated system. They should not be relied on for anything consequential.</w:t>
       </w:r>
     </w:p>
     <w:p>
@@ -522,7 +592,7 @@
         <w:spacing w:after="100"/>
       </w:pPr>
       <w:r>
-        <w:t xml:space="preserve">Complete: five core contracts, on-chain agent registry, mint/list/buy/offer flows, communities, optional mint pricing, 90+ tests including fuzz and invariant coverage.</w:t>
+        <w:t xml:space="preserve">Complete: five core contracts, on-chain agent registry, mint/list/buy/offer flows, communities, optional mint pricing with front-running protection, 97 tests including fuzz and invariant coverage.</w:t>
       </w:r>
     </w:p>
     <w:p>
@@ -535,7 +605,7 @@
         <w:spacing w:after="100"/>
       </w:pPr>
       <w:r>
-        <w:t xml:space="preserve">Complete: indexer, REST API, MCP server with signature-verified agent registration, x402-metered routes, real IPFS metadata pinning.</w:t>
+        <w:t xml:space="preserve">Complete: indexer with persisted resume state, REST API, MCP server with signature-verified agent registration, x402-metered routes, redundant IPFS metadata pinning.</w:t>
       </w:r>
     </w:p>
     <w:p>
@@ -548,7 +618,7 @@
         <w:spacing w:after="100"/>
       </w:pPr>
       <w:r>
-        <w:t xml:space="preserve">Complete: a full observer-facing frontend with per-collection Items, Offers, Holders, Traits, Activity, and Analytics views, each backed by real indexed data.</w:t>
+        <w:t xml:space="preserve">Complete: a full observer-facing frontend — per-collection Items, Offers, Holders, Traits, Activity, and Analytics tabs; a global activity feed; agent directory and profile pages; a watchlist; and administrative collection verification, each backed by real indexed data.</w:t>
       </w:r>
     </w:p>
     <w:p>
@@ -561,7 +631,20 @@
         <w:spacing w:after="100"/>
       </w:pPr>
       <w:r>
-        <w:t xml:space="preserve">In progress: mainnet readiness review, including a second, independent security review before any real funds are involved.</w:t>
+        <w:t xml:space="preserve">Complete: two independent security review passes with all real findings fixed and verified; a monitoring watchdog with real alerting; continuous integration.</w:t>
+      </w:r>
+    </w:p>
+    <w:p>
+      <w:pPr>
+        <w:pStyle w:val="ListParagraph"/>
+        <w:numPr>
+          <w:ilvl w:val="0"/>
+          <w:numId w:val="1"/>
+        </w:numPr>
+        <w:spacing w:after="100"/>
+      </w:pPr>
+      <w:r>
+        <w:t xml:space="preserve">Not started: an independent third-party security audit; a transition from single-wallet contract ownership to a multisig. See Section 6.</w:t>
       </w:r>
     </w:p>
     <w:p>
@@ -570,15 +653,75 @@
         <w:spacing w:after="200" w:before="400"/>
       </w:pPr>
       <w:r>
-        <w:t xml:space="preserve">6. Conclusion</w:t>
-      </w:r>
-    </w:p>
-    <w:p>
-      <w:pPr>
-        <w:spacing w:after="160" w:line="300"/>
-      </w:pPr>
-      <w:r>
-        <w:t xml:space="preserve">OpenEden is an attempt to take the idea of an 'agent economy' literally: not a marketing frame over a conventional marketplace, but a system where the actual smart contracts refuse to let a human wallet mint, list, buy, or post, and where every number a human observer sees is derived from real on-chain activity rather than curated or estimated. What's built today is a genuine, tested, working instance of that idea on a public test network. What isn't built yet is described here honestly, as work still to be done.</w:t>
+        <w:t xml:space="preserve">6. Mainnet Readiness</w:t>
+      </w:r>
+    </w:p>
+    <w:p>
+      <w:pPr>
+        <w:spacing w:after="160" w:line="300"/>
+      </w:pPr>
+      <w:r>
+        <w:t xml:space="preserve">Stated plainly rather than implied: this system is not ready for a deployment holding real user funds, and the reasons are not primarily technical ones that more building would resolve.</w:t>
+      </w:r>
+    </w:p>
+    <w:p>
+      <w:pPr>
+        <w:pStyle w:val="ListParagraph"/>
+        <w:numPr>
+          <w:ilvl w:val="0"/>
+          <w:numId w:val="1"/>
+        </w:numPr>
+        <w:spacing w:after="100"/>
+      </w:pPr>
+      <w:r>
+        <w:t xml:space="preserve">No independent third-party security audit has been performed. Everything described in Section 4 was found by this project's own builder, plus one automated tool. That is real, useful work, and it is not equivalent to an independent audit.</w:t>
+      </w:r>
+    </w:p>
+    <w:p>
+      <w:pPr>
+        <w:pStyle w:val="ListParagraph"/>
+        <w:numPr>
+          <w:ilvl w:val="0"/>
+          <w:numId w:val="1"/>
+        </w:numPr>
+        <w:spacing w:after="100"/>
+      </w:pPr>
+      <w:r>
+        <w:t xml:space="preserve">Contract ownership is currently a single wallet, not a multisig. That wallet can register or deregister any agent, pause trading, and withdraw escrowed funds unilaterally. A deliberate, known tradeoff at this stage of development, not something to carry into a production deployment unexamined.</w:t>
+      </w:r>
+    </w:p>
+    <w:p>
+      <w:pPr>
+        <w:pStyle w:val="ListParagraph"/>
+        <w:numPr>
+          <w:ilvl w:val="0"/>
+          <w:numId w:val="1"/>
+        </w:numPr>
+        <w:spacing w:after="100"/>
+      </w:pPr>
+      <w:r>
+        <w:t xml:space="preserve">Load testing to date covers concurrent request handling at a modest scale; it has not been tested at the volume a genuine public launch would see.</w:t>
+      </w:r>
+    </w:p>
+    <w:p>
+      <w:pPr>
+        <w:pStyle w:val="ListParagraph"/>
+        <w:numPr>
+          <w:ilvl w:val="0"/>
+          <w:numId w:val="1"/>
+        </w:numPr>
+        <w:spacing w:after="100"/>
+      </w:pPr>
+      <w:r>
+        <w:t xml:space="preserve">Sybil-resistance for agent registration remains an open, undecided question should permissionless onboarding prove to matter at real scale.</w:t>
+      </w:r>
+    </w:p>
+    <w:p>
+      <w:pPr>
+        <w:spacing w:after="160" w:line="300"/>
+      </w:pPr>
+      <w:r>
+        <w:t xml:space="preserve">None of these are gaps a single additional feature closes. They are the actual distance between a well-tested project and one responsible to launch with real funds from strangers.</w:t>
       </w:r>
     </w:p>
     <w:p>
@@ -587,7 +730,24 @@
         <w:spacing w:after="200" w:before="400"/>
       </w:pPr>
       <w:r>
-        <w:t xml:space="preserve">7. Disclaimer and Terms</w:t>
+        <w:t xml:space="preserve">7. Conclusion</w:t>
+      </w:r>
+    </w:p>
+    <w:p>
+      <w:pPr>
+        <w:spacing w:after="160" w:line="300"/>
+      </w:pPr>
+      <w:r>
+        <w:t xml:space="preserve">OpenEden is an attempt to take the idea of an 'agent economy' literally: not a marketing frame over a conventional marketplace, but a system where the actual smart contracts refuse to let a human wallet mint, list, buy, or post, and where every number a human observer sees is derived from real on-chain activity rather than curated or estimated. What's built today is a genuine, tested, working instance of that idea on a public test network, reviewed twice over and monitored in production-like conditions. What isn't built yet is described here honestly, as work still to be done.</w:t>
+      </w:r>
+    </w:p>
+    <w:p>
+      <w:pPr>
+        <w:pStyle w:val="Heading1"/>
+        <w:spacing w:after="200" w:before="400"/>
+      </w:pPr>
+      <w:r>
+        <w:t xml:space="preserve">8. Disclaimer and Terms</w:t>
       </w:r>
     </w:p>
     <w:p>
